--- a/U1/TI.1.1/TI.1.1. PAO202651_SOAP_JAVA_SINBDD_NRC36884_GR09/01. UML/01. ERS/ERS_SOAP_JAVA_SINBDD_NRC36884_GR09.docx
+++ b/U1/TI.1.1/TI.1.1. PAO202651_SOAP_JAVA_SINBDD_NRC36884_GR09/01. UML/01. ERS/ERS_SOAP_JAVA_SINBDD_NRC36884_GR09.docx
@@ -356,7 +356,7 @@
           </w:tcPr>
           <w:p>
             <w:r>
-              <w:t>convertirLongitud procesa milímetro, centímetro, metro, kilómetro y yarda.</w:t>
+              <w:t>convertirLongitud procesa milímetros, centímetros, metros, kilómetros, pies, yardas y millas.</w:t>
             </w:r>
           </w:p>
         </w:tc>
@@ -388,7 +388,7 @@
           </w:tcPr>
           <w:p>
             <w:r>
-              <w:t>convertirMasa procesa miligramo, gramo, kilogramo, tonelada y onza; rechaza masa negativa.</w:t>
+              <w:t>convertirMasa procesa miligramos, gramos, kilogramos, toneladas, onzas, libras y quintales; rechaza masa negativa.</w:t>
             </w:r>
           </w:p>
         </w:tc>
@@ -420,7 +420,7 @@
           </w:tcPr>
           <w:p>
             <w:r>
-              <w:t>convertirTemperatura procesa Celsius, Fahrenheit, Kelvin y Rankine.</w:t>
+              <w:t>convertirTemperatura procesa Celsius, Fahrenheit, Kelvin, Rankine, Newton y Réaumur.</w:t>
             </w:r>
           </w:p>
         </w:tc>
@@ -1050,7 +1050,7 @@
           </w:tcPr>
           <w:p>
             <w:r>
-              <w:t>MILIMETRO, CENTIMETRO, METRO, KILOMETRO, YARDA</w:t>
+              <w:t>MILIMETROS, CENTIMETROS, METROS, KILOMETROS, PIES, YARDAS, MILLAS</w:t>
             </w:r>
           </w:p>
         </w:tc>
@@ -1072,7 +1072,7 @@
           </w:tcPr>
           <w:p>
             <w:r>
-              <w:t>MILIGRAMO, GRAMO, KILOGRAMO, TONELADA, ONZA</w:t>
+              <w:t>MILIGRAMOS, GRAMOS, KILOGRAMOS, TONELADAS, ONZAS, LIBRAS, QUINTALES</w:t>
             </w:r>
           </w:p>
         </w:tc>
@@ -1094,7 +1094,7 @@
           </w:tcPr>
           <w:p>
             <w:r>
-              <w:t>CELSIUS, FAHRENHEIT, KELVIN, RANKINE</w:t>
+              <w:t>CELSIUS, FAHRENHEIT, KELVIN, RANKINE, NEWTON, REAUMUR</w:t>
             </w:r>
           </w:p>
         </w:tc>
